--- a/PROJECTS LIST.docx
+++ b/PROJECTS LIST.docx
@@ -143,9 +143,111 @@
             </w14:gradFill>
           </w14:textFill>
         </w:rPr>
-        <w:t>MIT and Scratch Projects list</w:t>
+        <w:t>Electronic circuit projects:</w:t>
       </w:r>
+    </w:p>
+    <w:p>
+      <w:pPr>
+        <w:pStyle w:val="ListParagraph"/>
+        <w:widowControl w:val="0"/>
+        <w:numPr>
+          <w:ilvl w:val="0"/>
+          <w:numId w:val="14"/>
+        </w:numPr>
+        <w:autoSpaceDE w:val="0"/>
+        <w:autoSpaceDN w:val="0"/>
+        <w:adjustRightInd w:val="0"/>
+        <w:rPr>
+          <w:rFonts w:ascii="Calibri" w:hAnsi="Calibri" w:cs="Calibri"/>
+          <w:lang w:val="en"/>
+        </w:rPr>
+      </w:pPr>
       <w:r>
+        <w:rPr>
+          <w:rFonts w:ascii="Calibri" w:hAnsi="Calibri" w:cs="Calibri"/>
+          <w:lang w:val="en"/>
+        </w:rPr>
+        <w:t>House wiring</w:t>
+      </w:r>
+    </w:p>
+    <w:p>
+      <w:pPr>
+        <w:pStyle w:val="ListParagraph"/>
+        <w:widowControl w:val="0"/>
+        <w:numPr>
+          <w:ilvl w:val="0"/>
+          <w:numId w:val="14"/>
+        </w:numPr>
+        <w:autoSpaceDE w:val="0"/>
+        <w:autoSpaceDN w:val="0"/>
+        <w:adjustRightInd w:val="0"/>
+        <w:rPr>
+          <w:rFonts w:ascii="Calibri" w:hAnsi="Calibri" w:cs="Calibri"/>
+          <w:lang w:val="en"/>
+        </w:rPr>
+      </w:pPr>
+      <w:r>
+        <w:rPr>
+          <w:rFonts w:ascii="Calibri" w:hAnsi="Calibri" w:cs="Calibri"/>
+          <w:lang w:val="en"/>
+        </w:rPr>
+        <w:t>Simple circuit</w:t>
+      </w:r>
+    </w:p>
+    <w:p>
+      <w:pPr>
+        <w:pStyle w:val="ListParagraph"/>
+        <w:widowControl w:val="0"/>
+        <w:numPr>
+          <w:ilvl w:val="0"/>
+          <w:numId w:val="14"/>
+        </w:numPr>
+        <w:autoSpaceDE w:val="0"/>
+        <w:autoSpaceDN w:val="0"/>
+        <w:adjustRightInd w:val="0"/>
+        <w:rPr>
+          <w:rFonts w:ascii="Calibri" w:hAnsi="Calibri" w:cs="Calibri"/>
+          <w:lang w:val="en"/>
+        </w:rPr>
+      </w:pPr>
+      <w:r>
+        <w:rPr>
+          <w:rFonts w:ascii="Calibri" w:hAnsi="Calibri" w:cs="Calibri"/>
+          <w:lang w:val="en"/>
+        </w:rPr>
+        <w:t>Series circuit</w:t>
+      </w:r>
+    </w:p>
+    <w:p>
+      <w:pPr>
+        <w:pStyle w:val="ListParagraph"/>
+        <w:widowControl w:val="0"/>
+        <w:numPr>
+          <w:ilvl w:val="0"/>
+          <w:numId w:val="14"/>
+        </w:numPr>
+        <w:autoSpaceDE w:val="0"/>
+        <w:autoSpaceDN w:val="0"/>
+        <w:adjustRightInd w:val="0"/>
+        <w:rPr>
+          <w:rFonts w:ascii="Calibri" w:hAnsi="Calibri" w:cs="Calibri"/>
+          <w:lang w:val="en"/>
+        </w:rPr>
+      </w:pPr>
+      <w:r>
+        <w:rPr>
+          <w:rFonts w:ascii="Calibri" w:hAnsi="Calibri" w:cs="Calibri"/>
+          <w:lang w:val="en"/>
+        </w:rPr>
+        <w:t>Parallel circuit</w:t>
+      </w:r>
+    </w:p>
+    <w:p>
+      <w:pPr>
+        <w:widowControl w:val="0"/>
+        <w:autoSpaceDE w:val="0"/>
+        <w:autoSpaceDN w:val="0"/>
+        <w:adjustRightInd w:val="0"/>
         <w:rPr>
           <w:rFonts w:ascii="Calibri" w:hAnsi="Calibri" w:cs="Calibri"/>
           <w:b/>
@@ -190,143 +292,8 @@
             </w14:gradFill>
           </w14:textFill>
         </w:rPr>
-        <w:t>:</w:t>
-      </w:r>
-    </w:p>
-    <w:p>
-      <w:pPr>
-        <w:widowControl w:val="0"/>
-        <w:numPr>
-          <w:ilvl w:val="0"/>
-          <w:numId w:val="1"/>
-        </w:numPr>
-        <w:autoSpaceDE w:val="0"/>
-        <w:autoSpaceDN w:val="0"/>
-        <w:adjustRightInd w:val="0"/>
-        <w:ind w:left="720" w:hanging="360"/>
-        <w:rPr>
-          <w:rFonts w:ascii="Calibri" w:hAnsi="Calibri" w:cs="Calibri"/>
-          <w:lang w:val="en"/>
-        </w:rPr>
       </w:pPr>
       <w:r>
-        <w:rPr>
-          <w:rFonts w:ascii="Calibri" w:hAnsi="Calibri" w:cs="Calibri"/>
-          <w:lang w:val="en"/>
-        </w:rPr>
-        <w:t>Tic  tac toe</w:t>
-      </w:r>
-      <w:r>
-        <w:rPr>
-          <w:rFonts w:ascii="Calibri" w:hAnsi="Calibri" w:cs="Calibri"/>
-          <w:lang w:val="en"/>
-        </w:rPr>
-        <w:t xml:space="preserve"> (MIT Project)</w:t>
-      </w:r>
-    </w:p>
-    <w:p>
-      <w:pPr>
-        <w:widowControl w:val="0"/>
-        <w:numPr>
-          <w:ilvl w:val="0"/>
-          <w:numId w:val="1"/>
-        </w:numPr>
-        <w:autoSpaceDE w:val="0"/>
-        <w:autoSpaceDN w:val="0"/>
-        <w:adjustRightInd w:val="0"/>
-        <w:ind w:left="720" w:hanging="360"/>
-        <w:rPr>
-          <w:rFonts w:ascii="Calibri" w:hAnsi="Calibri" w:cs="Calibri"/>
-          <w:lang w:val="en"/>
-        </w:rPr>
-      </w:pPr>
-      <w:r>
-        <w:rPr>
-          <w:rFonts w:ascii="Calibri" w:hAnsi="Calibri" w:cs="Calibri"/>
-          <w:lang w:val="en"/>
-        </w:rPr>
-        <w:t xml:space="preserve">GOBO </w:t>
-      </w:r>
-      <w:r>
-        <w:rPr>
-          <w:rFonts w:ascii="Calibri" w:hAnsi="Calibri" w:cs="Calibri"/>
-          <w:lang w:val="en"/>
-        </w:rPr>
-        <w:t>Memory game(</w:t>
-      </w:r>
-      <w:r>
-        <w:rPr>
-          <w:rFonts w:ascii="Calibri" w:hAnsi="Calibri" w:cs="Calibri"/>
-          <w:lang w:val="en"/>
-        </w:rPr>
-        <w:t>Scratch</w:t>
-      </w:r>
-      <w:r>
-        <w:rPr>
-          <w:rFonts w:ascii="Calibri" w:hAnsi="Calibri" w:cs="Calibri"/>
-          <w:lang w:val="en"/>
-        </w:rPr>
-        <w:t xml:space="preserve"> Project)</w:t>
-      </w:r>
-    </w:p>
-    <w:p>
-      <w:pPr>
-        <w:widowControl w:val="0"/>
-        <w:numPr>
-          <w:ilvl w:val="0"/>
-          <w:numId w:val="1"/>
-        </w:numPr>
-        <w:autoSpaceDE w:val="0"/>
-        <w:autoSpaceDN w:val="0"/>
-        <w:adjustRightInd w:val="0"/>
-        <w:ind w:left="720" w:hanging="360"/>
-        <w:rPr>
-          <w:rFonts w:ascii="Calibri" w:hAnsi="Calibri" w:cs="Calibri"/>
-          <w:lang w:val="en"/>
-        </w:rPr>
-      </w:pPr>
-      <w:r>
-        <w:rPr>
-          <w:rFonts w:ascii="Calibri" w:hAnsi="Calibri" w:cs="Calibri"/>
-          <w:lang w:val="en"/>
-        </w:rPr>
-        <w:t>F</w:t>
-      </w:r>
-      <w:r>
-        <w:rPr>
-          <w:rFonts w:ascii="Calibri" w:hAnsi="Calibri" w:cs="Calibri"/>
-          <w:lang w:val="en"/>
-        </w:rPr>
-        <w:t>lappy bird</w:t>
-      </w:r>
-      <w:r>
-        <w:rPr>
-          <w:rFonts w:ascii="Calibri" w:hAnsi="Calibri" w:cs="Calibri"/>
-          <w:lang w:val="en"/>
-        </w:rPr>
-        <w:t>(Scratch</w:t>
-      </w:r>
-      <w:r>
-        <w:rPr>
-          <w:rFonts w:ascii="Calibri" w:hAnsi="Calibri" w:cs="Calibri"/>
-          <w:lang w:val="en"/>
-        </w:rPr>
-        <w:t xml:space="preserve"> Project</w:t>
-      </w:r>
-      <w:r>
-        <w:rPr>
-          <w:rFonts w:ascii="Calibri" w:hAnsi="Calibri" w:cs="Calibri"/>
-          <w:lang w:val="en"/>
-        </w:rPr>
-        <w:t>)</w:t>
-      </w:r>
-    </w:p>
-    <w:p>
-      <w:pPr>
-        <w:widowControl w:val="0"/>
-        <w:autoSpaceDE w:val="0"/>
-        <w:autoSpaceDN w:val="0"/>
-        <w:adjustRightInd w:val="0"/>
         <w:rPr>
           <w:rFonts w:ascii="Calibri" w:hAnsi="Calibri" w:cs="Calibri"/>
           <w:b/>
@@ -371,8 +338,209 @@
             </w14:gradFill>
           </w14:textFill>
         </w:rPr>
+        <w:t>QTPi Projects list:</w:t>
+      </w:r>
+    </w:p>
+    <w:p>
+      <w:pPr>
+        <w:widowControl w:val="0"/>
+        <w:numPr>
+          <w:ilvl w:val="0"/>
+          <w:numId w:val="13"/>
+        </w:numPr>
+        <w:autoSpaceDE w:val="0"/>
+        <w:autoSpaceDN w:val="0"/>
+        <w:adjustRightInd w:val="0"/>
+        <w:ind w:left="720" w:hanging="360"/>
+        <w:rPr>
+          <w:rFonts w:ascii="Calibri" w:hAnsi="Calibri" w:cs="Calibri"/>
+          <w:lang w:val="en"/>
+        </w:rPr>
       </w:pPr>
       <w:r>
+        <w:rPr>
+          <w:rFonts w:ascii="Calibri" w:hAnsi="Calibri" w:cs="Calibri"/>
+          <w:lang w:val="en"/>
+        </w:rPr>
+        <w:t xml:space="preserve">Intro- Lyanna’s RC car with headlights </w:t>
+      </w:r>
+    </w:p>
+    <w:p>
+      <w:pPr>
+        <w:widowControl w:val="0"/>
+        <w:numPr>
+          <w:ilvl w:val="0"/>
+          <w:numId w:val="13"/>
+        </w:numPr>
+        <w:autoSpaceDE w:val="0"/>
+        <w:autoSpaceDN w:val="0"/>
+        <w:adjustRightInd w:val="0"/>
+        <w:ind w:left="720" w:hanging="360"/>
+        <w:rPr>
+          <w:rFonts w:ascii="Calibri" w:hAnsi="Calibri" w:cs="Calibri"/>
+          <w:lang w:val="en"/>
+        </w:rPr>
+      </w:pPr>
+      <w:r>
+        <w:rPr>
+          <w:rFonts w:ascii="Calibri" w:hAnsi="Calibri" w:cs="Calibri"/>
+          <w:lang w:val="en"/>
+        </w:rPr>
+        <w:t>Intro-Suzie’s Smart Tap</w:t>
+      </w:r>
+    </w:p>
+    <w:p>
+      <w:pPr>
+        <w:widowControl w:val="0"/>
+        <w:numPr>
+          <w:ilvl w:val="0"/>
+          <w:numId w:val="13"/>
+        </w:numPr>
+        <w:autoSpaceDE w:val="0"/>
+        <w:autoSpaceDN w:val="0"/>
+        <w:adjustRightInd w:val="0"/>
+        <w:ind w:left="720" w:hanging="360"/>
+        <w:rPr>
+          <w:rFonts w:ascii="Calibri" w:hAnsi="Calibri" w:cs="Calibri"/>
+          <w:lang w:val="en"/>
+        </w:rPr>
+      </w:pPr>
+      <w:r>
+        <w:rPr>
+          <w:rFonts w:ascii="Calibri" w:hAnsi="Calibri" w:cs="Calibri"/>
+          <w:lang w:val="en"/>
+        </w:rPr>
+        <w:t>Intro-Samuel’s Smart Goggles</w:t>
+      </w:r>
+    </w:p>
+    <w:p>
+      <w:pPr>
+        <w:widowControl w:val="0"/>
+        <w:numPr>
+          <w:ilvl w:val="0"/>
+          <w:numId w:val="13"/>
+        </w:numPr>
+        <w:autoSpaceDE w:val="0"/>
+        <w:autoSpaceDN w:val="0"/>
+        <w:adjustRightInd w:val="0"/>
+        <w:ind w:left="720" w:hanging="360"/>
+        <w:rPr>
+          <w:rFonts w:ascii="Calibri" w:hAnsi="Calibri" w:cs="Calibri"/>
+          <w:lang w:val="en"/>
+        </w:rPr>
+      </w:pPr>
+      <w:r>
+        <w:rPr>
+          <w:rFonts w:ascii="Calibri" w:hAnsi="Calibri" w:cs="Calibri"/>
+          <w:lang w:val="en"/>
+        </w:rPr>
+        <w:t>Blake's Basket ball Counter</w:t>
+      </w:r>
+    </w:p>
+    <w:p>
+      <w:pPr>
+        <w:widowControl w:val="0"/>
+        <w:numPr>
+          <w:ilvl w:val="0"/>
+          <w:numId w:val="13"/>
+        </w:numPr>
+        <w:autoSpaceDE w:val="0"/>
+        <w:autoSpaceDN w:val="0"/>
+        <w:adjustRightInd w:val="0"/>
+        <w:ind w:left="720" w:hanging="360"/>
+        <w:rPr>
+          <w:rFonts w:ascii="Calibri" w:hAnsi="Calibri" w:cs="Calibri"/>
+          <w:lang w:val="en"/>
+        </w:rPr>
+      </w:pPr>
+      <w:r>
+        <w:rPr>
+          <w:rFonts w:ascii="Calibri" w:hAnsi="Calibri" w:cs="Calibri"/>
+          <w:lang w:val="en"/>
+        </w:rPr>
+        <w:t>Uni-light  follower</w:t>
+      </w:r>
+    </w:p>
+    <w:p>
+      <w:pPr>
+        <w:widowControl w:val="0"/>
+        <w:numPr>
+          <w:ilvl w:val="0"/>
+          <w:numId w:val="13"/>
+        </w:numPr>
+        <w:autoSpaceDE w:val="0"/>
+        <w:autoSpaceDN w:val="0"/>
+        <w:adjustRightInd w:val="0"/>
+        <w:ind w:left="720" w:hanging="360"/>
+        <w:rPr>
+          <w:rFonts w:ascii="Calibri" w:hAnsi="Calibri" w:cs="Calibri"/>
+          <w:lang w:val="en"/>
+        </w:rPr>
+      </w:pPr>
+      <w:r>
+        <w:rPr>
+          <w:rFonts w:ascii="Calibri" w:hAnsi="Calibri" w:cs="Calibri"/>
+          <w:lang w:val="en"/>
+        </w:rPr>
+        <w:t>Basket ball counter</w:t>
+      </w:r>
+    </w:p>
+    <w:p>
+      <w:pPr>
+        <w:widowControl w:val="0"/>
+        <w:numPr>
+          <w:ilvl w:val="0"/>
+          <w:numId w:val="13"/>
+        </w:numPr>
+        <w:autoSpaceDE w:val="0"/>
+        <w:autoSpaceDN w:val="0"/>
+        <w:adjustRightInd w:val="0"/>
+        <w:ind w:left="720" w:hanging="360"/>
+        <w:rPr>
+          <w:rFonts w:ascii="Calibri" w:hAnsi="Calibri" w:cs="Calibri"/>
+          <w:lang w:val="en"/>
+        </w:rPr>
+      </w:pPr>
+      <w:r>
+        <w:rPr>
+          <w:rFonts w:ascii="Calibri" w:hAnsi="Calibri" w:cs="Calibri"/>
+          <w:lang w:val="en"/>
+        </w:rPr>
+        <w:t>Obstacle avoider</w:t>
+      </w:r>
+    </w:p>
+    <w:p>
+      <w:pPr>
+        <w:widowControl w:val="0"/>
+        <w:numPr>
+          <w:ilvl w:val="0"/>
+          <w:numId w:val="13"/>
+        </w:numPr>
+        <w:autoSpaceDE w:val="0"/>
+        <w:autoSpaceDN w:val="0"/>
+        <w:adjustRightInd w:val="0"/>
+        <w:ind w:left="720" w:hanging="360"/>
+        <w:rPr>
+          <w:rFonts w:ascii="Calibri" w:hAnsi="Calibri" w:cs="Calibri"/>
+          <w:lang w:val="en"/>
+        </w:rPr>
+      </w:pPr>
+      <w:r>
+        <w:rPr>
+          <w:rFonts w:ascii="Calibri" w:hAnsi="Calibri" w:cs="Calibri"/>
+          <w:lang w:val="en"/>
+        </w:rPr>
+        <w:t>Victors voting machine</w:t>
+      </w:r>
+      <w:bookmarkStart w:id="0" w:name="_GoBack"/>
+      <w:bookmarkEnd w:id="0"/>
+    </w:p>
+    <w:p>
+      <w:pPr>
+        <w:widowControl w:val="0"/>
+        <w:autoSpaceDE w:val="0"/>
+        <w:autoSpaceDN w:val="0"/>
+        <w:adjustRightInd w:val="0"/>
         <w:rPr>
           <w:rFonts w:ascii="Calibri" w:hAnsi="Calibri" w:cs="Calibri"/>
           <w:b/>
@@ -417,65 +585,8 @@
             </w14:gradFill>
           </w14:textFill>
         </w:rPr>
-        <w:t>Electronic circuit projects:</w:t>
-      </w:r>
-      <w:bookmarkStart w:id="0" w:name="_GoBack"/>
-      <w:bookmarkEnd w:id="0"/>
-    </w:p>
-    <w:p>
-      <w:pPr>
-        <w:pStyle w:val="ListParagraph"/>
-        <w:widowControl w:val="0"/>
-        <w:numPr>
-          <w:ilvl w:val="0"/>
-          <w:numId w:val="14"/>
-        </w:numPr>
-        <w:autoSpaceDE w:val="0"/>
-        <w:autoSpaceDN w:val="0"/>
-        <w:adjustRightInd w:val="0"/>
-        <w:rPr>
-          <w:rFonts w:ascii="Calibri" w:hAnsi="Calibri" w:cs="Calibri"/>
-          <w:lang w:val="en"/>
-        </w:rPr>
       </w:pPr>
       <w:r>
-        <w:rPr>
-          <w:rFonts w:ascii="Calibri" w:hAnsi="Calibri" w:cs="Calibri"/>
-          <w:lang w:val="en"/>
-        </w:rPr>
-        <w:t>House wiring</w:t>
-      </w:r>
-    </w:p>
-    <w:p>
-      <w:pPr>
-        <w:pStyle w:val="ListParagraph"/>
-        <w:widowControl w:val="0"/>
-        <w:numPr>
-          <w:ilvl w:val="0"/>
-          <w:numId w:val="14"/>
-        </w:numPr>
-        <w:autoSpaceDE w:val="0"/>
-        <w:autoSpaceDN w:val="0"/>
-        <w:adjustRightInd w:val="0"/>
-        <w:rPr>
-          <w:rFonts w:ascii="Calibri" w:hAnsi="Calibri" w:cs="Calibri"/>
-          <w:lang w:val="en"/>
-        </w:rPr>
-      </w:pPr>
-      <w:r>
-        <w:rPr>
-          <w:rFonts w:ascii="Calibri" w:hAnsi="Calibri" w:cs="Calibri"/>
-          <w:lang w:val="en"/>
-        </w:rPr>
-        <w:t>Closed circuit</w:t>
-      </w:r>
-    </w:p>
-    <w:p>
-      <w:pPr>
-        <w:widowControl w:val="0"/>
-        <w:autoSpaceDE w:val="0"/>
-        <w:autoSpaceDN w:val="0"/>
-        <w:adjustRightInd w:val="0"/>
         <w:rPr>
           <w:rFonts w:ascii="Calibri" w:hAnsi="Calibri" w:cs="Calibri"/>
           <w:b/>
@@ -520,8 +631,8 @@
             </w14:gradFill>
           </w14:textFill>
         </w:rPr>
-      </w:pPr>
-      <w:proofErr w:type="spellStart"/>
+        <w:t>AI</w:t>
+      </w:r>
       <w:r>
         <w:rPr>
           <w:rFonts w:ascii="Calibri" w:hAnsi="Calibri" w:cs="Calibri"/>
@@ -567,10 +678,64 @@
             </w14:gradFill>
           </w14:textFill>
         </w:rPr>
-        <w:t>QTPi</w:t>
+        <w:t xml:space="preserve"> Projects list:</w:t>
       </w:r>
-      <w:proofErr w:type="spellEnd"/>
+    </w:p>
+    <w:p>
+      <w:pPr>
+        <w:widowControl w:val="0"/>
+        <w:numPr>
+          <w:ilvl w:val="0"/>
+          <w:numId w:val="16"/>
+        </w:numPr>
+        <w:autoSpaceDE w:val="0"/>
+        <w:autoSpaceDN w:val="0"/>
+        <w:adjustRightInd w:val="0"/>
+        <w:ind w:left="720" w:hanging="360"/>
+        <w:rPr>
+          <w:rFonts w:ascii="Calibri" w:hAnsi="Calibri" w:cs="Calibri"/>
+          <w:lang w:val="en"/>
+        </w:rPr>
+      </w:pPr>
       <w:r>
+        <w:rPr>
+          <w:rFonts w:ascii="Calibri" w:hAnsi="Calibri" w:cs="Calibri"/>
+          <w:lang w:val="en"/>
+        </w:rPr>
+        <w:t xml:space="preserve"> Image generator app</w:t>
+      </w:r>
+    </w:p>
+    <w:p>
+      <w:pPr>
+        <w:widowControl w:val="0"/>
+        <w:numPr>
+          <w:ilvl w:val="0"/>
+          <w:numId w:val="16"/>
+        </w:numPr>
+        <w:autoSpaceDE w:val="0"/>
+        <w:autoSpaceDN w:val="0"/>
+        <w:adjustRightInd w:val="0"/>
+        <w:ind w:left="720" w:hanging="360"/>
+        <w:rPr>
+          <w:rFonts w:ascii="Calibri" w:hAnsi="Calibri" w:cs="Calibri"/>
+          <w:lang w:val="en"/>
+        </w:rPr>
+      </w:pPr>
+      <w:r>
+        <w:rPr>
+          <w:rFonts w:ascii="Calibri" w:hAnsi="Calibri" w:cs="Calibri"/>
+          <w:lang w:val="en"/>
+        </w:rPr>
+        <w:t>Face emotion recognition app</w:t>
+      </w:r>
+    </w:p>
+    <w:p>
+      <w:pPr>
+        <w:widowControl w:val="0"/>
+        <w:autoSpaceDE w:val="0"/>
+        <w:autoSpaceDN w:val="0"/>
+        <w:adjustRightInd w:val="0"/>
+        <w:ind w:left="1080"/>
         <w:rPr>
           <w:rFonts w:ascii="Calibri" w:hAnsi="Calibri" w:cs="Calibri"/>
           <w:b/>
@@ -615,176 +780,19 @@
             </w14:gradFill>
           </w14:textFill>
         </w:rPr>
-        <w:t xml:space="preserve"> Projects list:</w:t>
-      </w:r>
+      </w:pPr>
     </w:p>
     <w:p>
       <w:pPr>
         <w:widowControl w:val="0"/>
-        <w:numPr>
-          <w:ilvl w:val="0"/>
-          <w:numId w:val="13"/>
-        </w:numPr>
         <w:autoSpaceDE w:val="0"/>
         <w:autoSpaceDN w:val="0"/>
         <w:adjustRightInd w:val="0"/>
-        <w:ind w:left="720" w:hanging="360"/>
-        <w:rPr>
-          <w:rFonts w:ascii="Calibri" w:hAnsi="Calibri" w:cs="Calibri"/>
-          <w:lang w:val="en"/>
-        </w:rPr>
-      </w:pPr>
-      <w:r>
-        <w:rPr>
-          <w:rFonts w:ascii="Calibri" w:hAnsi="Calibri" w:cs="Calibri"/>
-          <w:lang w:val="en"/>
-        </w:rPr>
-        <w:t xml:space="preserve">Intro- Lyanna’s RC car with headlights </w:t>
-      </w:r>
-    </w:p>
-    <w:p>
-      <w:pPr>
-        <w:widowControl w:val="0"/>
-        <w:numPr>
-          <w:ilvl w:val="0"/>
-          <w:numId w:val="13"/>
-        </w:numPr>
-        <w:autoSpaceDE w:val="0"/>
-        <w:autoSpaceDN w:val="0"/>
-        <w:adjustRightInd w:val="0"/>
-        <w:ind w:left="720" w:hanging="360"/>
-        <w:rPr>
-          <w:rFonts w:ascii="Calibri" w:hAnsi="Calibri" w:cs="Calibri"/>
-          <w:lang w:val="en"/>
-        </w:rPr>
-      </w:pPr>
-      <w:r>
-        <w:rPr>
-          <w:rFonts w:ascii="Calibri" w:hAnsi="Calibri" w:cs="Calibri"/>
-          <w:lang w:val="en"/>
-        </w:rPr>
-        <w:t>Intro-Suzie’s Smart Tap</w:t>
-      </w:r>
-    </w:p>
-    <w:p>
-      <w:pPr>
-        <w:widowControl w:val="0"/>
-        <w:numPr>
-          <w:ilvl w:val="0"/>
-          <w:numId w:val="13"/>
-        </w:numPr>
-        <w:autoSpaceDE w:val="0"/>
-        <w:autoSpaceDN w:val="0"/>
-        <w:adjustRightInd w:val="0"/>
-        <w:ind w:left="720" w:hanging="360"/>
-        <w:rPr>
-          <w:rFonts w:ascii="Calibri" w:hAnsi="Calibri" w:cs="Calibri"/>
-          <w:lang w:val="en"/>
-        </w:rPr>
-      </w:pPr>
-      <w:r>
-        <w:rPr>
-          <w:rFonts w:ascii="Calibri" w:hAnsi="Calibri" w:cs="Calibri"/>
-          <w:lang w:val="en"/>
-        </w:rPr>
-        <w:t>Aaron Automatic street light</w:t>
-      </w:r>
-    </w:p>
-    <w:p>
-      <w:pPr>
-        <w:widowControl w:val="0"/>
-        <w:numPr>
-          <w:ilvl w:val="0"/>
-          <w:numId w:val="13"/>
-        </w:numPr>
-        <w:autoSpaceDE w:val="0"/>
-        <w:autoSpaceDN w:val="0"/>
-        <w:adjustRightInd w:val="0"/>
-        <w:ind w:left="720" w:hanging="360"/>
-        <w:rPr>
-          <w:rFonts w:ascii="Calibri" w:hAnsi="Calibri" w:cs="Calibri"/>
-          <w:lang w:val="en"/>
-        </w:rPr>
-      </w:pPr>
-      <w:r>
-        <w:rPr>
-          <w:rFonts w:ascii="Calibri" w:hAnsi="Calibri" w:cs="Calibri"/>
-          <w:lang w:val="en"/>
-        </w:rPr>
-        <w:t>Intro-Samuel’s Smart Goggles</w:t>
-      </w:r>
-    </w:p>
-    <w:p>
-      <w:pPr>
-        <w:widowControl w:val="0"/>
-        <w:numPr>
-          <w:ilvl w:val="0"/>
-          <w:numId w:val="13"/>
-        </w:numPr>
-        <w:autoSpaceDE w:val="0"/>
-        <w:autoSpaceDN w:val="0"/>
-        <w:adjustRightInd w:val="0"/>
-        <w:ind w:left="720" w:hanging="360"/>
-        <w:rPr>
-          <w:rFonts w:ascii="Calibri" w:hAnsi="Calibri" w:cs="Calibri"/>
-          <w:lang w:val="en"/>
-        </w:rPr>
-      </w:pPr>
-      <w:r>
-        <w:rPr>
-          <w:rFonts w:ascii="Calibri" w:hAnsi="Calibri" w:cs="Calibri"/>
-          <w:lang w:val="en"/>
-        </w:rPr>
-        <w:t>Blake's Basket ball Counter</w:t>
-      </w:r>
-    </w:p>
-    <w:p>
-      <w:pPr>
-        <w:widowControl w:val="0"/>
-        <w:numPr>
-          <w:ilvl w:val="0"/>
-          <w:numId w:val="13"/>
-        </w:numPr>
-        <w:autoSpaceDE w:val="0"/>
-        <w:autoSpaceDN w:val="0"/>
-        <w:adjustRightInd w:val="0"/>
-        <w:ind w:left="720" w:hanging="360"/>
-        <w:rPr>
-          <w:rFonts w:ascii="Calibri" w:hAnsi="Calibri" w:cs="Calibri"/>
-          <w:lang w:val="en"/>
-        </w:rPr>
-      </w:pPr>
-      <w:r>
-        <w:rPr>
-          <w:rFonts w:ascii="Calibri" w:hAnsi="Calibri" w:cs="Calibri"/>
-          <w:lang w:val="en"/>
-        </w:rPr>
-        <w:t>Diana Door alarm</w:t>
-      </w:r>
-    </w:p>
-    <w:p>
-      <w:pPr>
-        <w:widowControl w:val="0"/>
-        <w:numPr>
-          <w:ilvl w:val="0"/>
-          <w:numId w:val="13"/>
-        </w:numPr>
-        <w:autoSpaceDE w:val="0"/>
-        <w:autoSpaceDN w:val="0"/>
-        <w:adjustRightInd w:val="0"/>
-        <w:ind w:left="720" w:hanging="360"/>
-        <w:rPr>
-          <w:rFonts w:ascii="Calibri" w:hAnsi="Calibri" w:cs="Calibri"/>
-          <w:lang w:val="en"/>
-        </w:rPr>
-      </w:pPr>
-      <w:r>
-        <w:rPr>
-          <w:rFonts w:ascii="Calibri" w:hAnsi="Calibri" w:cs="Calibri"/>
-          <w:lang w:val="en"/>
-        </w:rPr>
-        <w:t xml:space="preserve">Caroline’s voice controlled RGB </w:t>
-      </w:r>
+        <w:rPr>
+          <w:rFonts w:ascii="Calibri" w:hAnsi="Calibri" w:cs="Calibri"/>
+          <w:lang w:val="en"/>
+        </w:rPr>
+      </w:pPr>
     </w:p>
     <w:p/>
     <w:sectPr>
@@ -1179,6 +1187,110 @@
     </w:lvl>
   </w:abstractNum>
   <w:abstractNum w:abstractNumId="6">
+    <w:nsid w:val="2E2916F8"/>
+    <w:multiLevelType w:val="hybridMultilevel"/>
+    <w:tmpl w:val="51DCF208"/>
+    <w:lvl w:ilvl="0" w:tplc="B4F2477C">
+      <w:start w:val="1"/>
+      <w:numFmt w:val="decimal"/>
+      <w:lvlText w:val="%1."/>
+      <w:lvlJc w:val="left"/>
+      <w:pPr>
+        <w:ind w:left="1440" w:hanging="360"/>
+      </w:pPr>
+      <w:rPr>
+        <w:b w:val="0"/>
+      </w:rPr>
+    </w:lvl>
+    <w:lvl w:ilvl="1" w:tplc="40090019" w:tentative="1">
+      <w:start w:val="1"/>
+      <w:numFmt w:val="lowerLetter"/>
+      <w:lvlText w:val="%2."/>
+      <w:lvlJc w:val="left"/>
+      <w:pPr>
+        <w:ind w:left="2160" w:hanging="360"/>
+      </w:pPr>
+    </w:lvl>
+    <w:lvl w:ilvl="2" w:tplc="4009001B" w:tentative="1">
+      <w:start w:val="1"/>
+      <w:numFmt w:val="lowerRoman"/>
+      <w:lvlText w:val="%3."/>
+      <w:lvlJc w:val="right"/>
+      <w:pPr>
+        <w:ind w:left="2880" w:hanging="180"/>
+      </w:pPr>
+    </w:lvl>
+    <w:lvl w:ilvl="3" w:tplc="4009000F" w:tentative="1">
+      <w:start w:val="1"/>
+      <w:numFmt w:val="decimal"/>
+      <w:lvlText w:val="%4."/>
+      <w:lvlJc w:val="left"/>
+      <w:pPr>
+        <w:ind w:left="3600" w:hanging="360"/>
+      </w:pPr>
+    </w:lvl>
+    <w:lvl w:ilvl="4" w:tplc="40090019" w:tentative="1">
+      <w:start w:val="1"/>
+      <w:numFmt w:val="lowerLetter"/>
+      <w:lvlText w:val="%5."/>
+      <w:lvlJc w:val="left"/>
+      <w:pPr>
+        <w:ind w:left="4320" w:hanging="360"/>
+      </w:pPr>
+    </w:lvl>
+    <w:lvl w:ilvl="5" w:tplc="4009001B" w:tentative="1">
+      <w:start w:val="1"/>
+      <w:numFmt w:val="lowerRoman"/>
+      <w:lvlText w:val="%6."/>
+      <w:lvlJc w:val="right"/>
+      <w:pPr>
+        <w:ind w:left="5040" w:hanging="180"/>
+      </w:pPr>
+    </w:lvl>
+    <w:lvl w:ilvl="6" w:tplc="4009000F" w:tentative="1">
+      <w:start w:val="1"/>
+      <w:numFmt w:val="decimal"/>
+      <w:lvlText w:val="%7."/>
+      <w:lvlJc w:val="left"/>
+      <w:pPr>
+        <w:ind w:left="5760" w:hanging="360"/>
+      </w:pPr>
+    </w:lvl>
+    <w:lvl w:ilvl="7" w:tplc="40090019" w:tentative="1">
+      <w:start w:val="1"/>
+      <w:numFmt w:val="lowerLetter"/>
+      <w:lvlText w:val="%8."/>
+      <w:lvlJc w:val="left"/>
+      <w:pPr>
+        <w:ind w:left="6480" w:hanging="360"/>
+      </w:pPr>
+    </w:lvl>
+    <w:lvl w:ilvl="8" w:tplc="4009001B" w:tentative="1">
+      <w:start w:val="1"/>
+      <w:numFmt w:val="lowerRoman"/>
+      <w:lvlText w:val="%9."/>
+      <w:lvlJc w:val="right"/>
+      <w:pPr>
+        <w:ind w:left="7200" w:hanging="180"/>
+      </w:pPr>
+    </w:lvl>
+  </w:abstractNum>
+  <w:abstractNum w:abstractNumId="7">
+    <w:nsid w:val="32906C0F"/>
+    <w:multiLevelType w:val="singleLevel"/>
+    <w:tmpl w:val="CD6C51D6"/>
+    <w:lvl w:ilvl="0">
+      <w:start w:val="1"/>
+      <w:numFmt w:val="decimal"/>
+      <w:lvlText w:val="%1."/>
+      <w:legacy w:legacy="1" w:legacySpace="0" w:legacyIndent="0"/>
+      <w:lvlJc w:val="left"/>
+      <w:rPr>
+        <w:rFonts w:ascii="Calibri" w:hAnsi="Calibri" w:cs="Calibri" w:hint="default"/>
+      </w:rPr>
+    </w:lvl>
+  </w:abstractNum>
+  <w:abstractNum w:abstractNumId="8">
     <w:nsid w:val="32A23E84"/>
     <w:multiLevelType w:val="hybridMultilevel"/>
     <w:tmpl w:val="387EC330"/>
@@ -1291,7 +1403,7 @@
       </w:rPr>
     </w:lvl>
   </w:abstractNum>
-  <w:abstractNum w:abstractNumId="7">
+  <w:abstractNum w:abstractNumId="9">
     <w:nsid w:val="52ED21CD"/>
     <w:multiLevelType w:val="hybridMultilevel"/>
     <w:tmpl w:val="D9449AC8"/>
@@ -1377,7 +1489,7 @@
       </w:pPr>
     </w:lvl>
   </w:abstractNum>
-  <w:abstractNum w:abstractNumId="8">
+  <w:abstractNum w:abstractNumId="10">
     <w:nsid w:val="53151C26"/>
     <w:multiLevelType w:val="hybridMultilevel"/>
     <w:tmpl w:val="15A24CCC"/>
@@ -1463,7 +1575,7 @@
       </w:pPr>
     </w:lvl>
   </w:abstractNum>
-  <w:abstractNum w:abstractNumId="9">
+  <w:abstractNum w:abstractNumId="11">
     <w:nsid w:val="561477C4"/>
     <w:multiLevelType w:val="hybridMultilevel"/>
     <w:tmpl w:val="D3E48E7A"/>
@@ -1549,7 +1661,7 @@
       </w:pPr>
     </w:lvl>
   </w:abstractNum>
-  <w:abstractNum w:abstractNumId="10">
+  <w:abstractNum w:abstractNumId="12">
     <w:nsid w:val="5E4259B3"/>
     <w:multiLevelType w:val="singleLevel"/>
     <w:tmpl w:val="CD6C51D6"/>
@@ -1564,7 +1676,7 @@
       </w:rPr>
     </w:lvl>
   </w:abstractNum>
-  <w:abstractNum w:abstractNumId="11">
+  <w:abstractNum w:abstractNumId="13">
     <w:nsid w:val="716863FF"/>
     <w:multiLevelType w:val="hybridMultilevel"/>
     <w:tmpl w:val="F6E09714"/>
@@ -1653,7 +1765,7 @@
       </w:pPr>
     </w:lvl>
   </w:abstractNum>
-  <w:abstractNum w:abstractNumId="12">
+  <w:abstractNum w:abstractNumId="14">
     <w:nsid w:val="71F45EFE"/>
     <w:multiLevelType w:val="singleLevel"/>
     <w:tmpl w:val="CD6C51D6"/>
@@ -1668,7 +1780,7 @@
       </w:rPr>
     </w:lvl>
   </w:abstractNum>
-  <w:abstractNum w:abstractNumId="13">
+  <w:abstractNum w:abstractNumId="15">
     <w:nsid w:val="757430E7"/>
     <w:multiLevelType w:val="hybridMultilevel"/>
     <w:tmpl w:val="99302D92"/>
@@ -1762,43 +1874,49 @@
     <w:abstractNumId w:val="1"/>
   </w:num>
   <w:num w:numId="2">
+    <w:abstractNumId w:val="12"/>
+  </w:num>
+  <w:num w:numId="3">
     <w:abstractNumId w:val="10"/>
   </w:num>
-  <w:num w:numId="3">
+  <w:num w:numId="4">
     <w:abstractNumId w:val="8"/>
-  </w:num>
-  <w:num w:numId="4">
-    <w:abstractNumId w:val="6"/>
   </w:num>
   <w:num w:numId="5">
     <w:abstractNumId w:val="3"/>
   </w:num>
   <w:num w:numId="6">
-    <w:abstractNumId w:val="7"/>
+    <w:abstractNumId w:val="9"/>
   </w:num>
   <w:num w:numId="7">
     <w:abstractNumId w:val="4"/>
   </w:num>
   <w:num w:numId="8">
-    <w:abstractNumId w:val="9"/>
+    <w:abstractNumId w:val="11"/>
   </w:num>
   <w:num w:numId="9">
     <w:abstractNumId w:val="0"/>
   </w:num>
   <w:num w:numId="10">
-    <w:abstractNumId w:val="13"/>
+    <w:abstractNumId w:val="15"/>
   </w:num>
   <w:num w:numId="11">
     <w:abstractNumId w:val="5"/>
   </w:num>
   <w:num w:numId="12">
-    <w:abstractNumId w:val="11"/>
+    <w:abstractNumId w:val="13"/>
   </w:num>
   <w:num w:numId="13">
-    <w:abstractNumId w:val="12"/>
+    <w:abstractNumId w:val="14"/>
   </w:num>
   <w:num w:numId="14">
     <w:abstractNumId w:val="2"/>
+  </w:num>
+  <w:num w:numId="15">
+    <w:abstractNumId w:val="6"/>
+  </w:num>
+  <w:num w:numId="16">
+    <w:abstractNumId w:val="7"/>
   </w:num>
 </w:numbering>
 </file>
